--- a/examples/online/doc/02-online-session-simulated.docx
+++ b/examples/online/doc/02-online-session-simulated.docx
@@ -971,214 +971,106 @@
         <w:rPr>
           <w:rStyle w:val="VerbatimChar"/>
         </w:rPr>
-        <w:t xml:space="preserve">##    idx event        type detection_probability detection_lag_batches</w:t>
-      </w:r>
-      <w:r>
-        <w:br/>
-      </w:r>
-      <w:r>
-        <w:rPr>
-          <w:rStyle w:val="VerbatimChar"/>
-        </w:rPr>
-        <w:t xml:space="preserve">## 1    1 FALSE                                 0                    NA</w:t>
-      </w:r>
-      <w:r>
-        <w:br/>
-      </w:r>
-      <w:r>
-        <w:rPr>
-          <w:rStyle w:val="VerbatimChar"/>
-        </w:rPr>
-        <w:t xml:space="preserve">## 2    2 FALSE                                 0                    NA</w:t>
-      </w:r>
-      <w:r>
-        <w:br/>
-      </w:r>
-      <w:r>
-        <w:rPr>
-          <w:rStyle w:val="VerbatimChar"/>
-        </w:rPr>
-        <w:t xml:space="preserve">## 3    3 FALSE                                 0                    NA</w:t>
-      </w:r>
-      <w:r>
-        <w:br/>
-      </w:r>
-      <w:r>
-        <w:rPr>
-          <w:rStyle w:val="VerbatimChar"/>
-        </w:rPr>
-        <w:t xml:space="preserve">## 4    4 FALSE                                 0                    NA</w:t>
-      </w:r>
-      <w:r>
-        <w:br/>
-      </w:r>
-      <w:r>
-        <w:rPr>
-          <w:rStyle w:val="VerbatimChar"/>
-        </w:rPr>
-        <w:t xml:space="preserve">## 5    5  TRUE changepoint                     1                     0</w:t>
-      </w:r>
-      <w:r>
-        <w:br/>
-      </w:r>
-      <w:r>
-        <w:rPr>
-          <w:rStyle w:val="VerbatimChar"/>
-        </w:rPr>
-        <w:t xml:space="preserve">## 6    6 FALSE                                 0                    NA</w:t>
-      </w:r>
-      <w:r>
-        <w:br/>
-      </w:r>
-      <w:r>
-        <w:rPr>
-          <w:rStyle w:val="VerbatimChar"/>
-        </w:rPr>
-        <w:t xml:space="preserve">## 7    7 FALSE                                 0                    NA</w:t>
-      </w:r>
-      <w:r>
-        <w:br/>
-      </w:r>
-      <w:r>
-        <w:rPr>
-          <w:rStyle w:val="VerbatimChar"/>
-        </w:rPr>
-        <w:t xml:space="preserve">## 8    8  TRUE changepoint                     1                     0</w:t>
-      </w:r>
-      <w:r>
-        <w:br/>
-      </w:r>
-      <w:r>
-        <w:rPr>
-          <w:rStyle w:val="VerbatimChar"/>
-        </w:rPr>
-        <w:t xml:space="preserve">## 9    9 FALSE                                 0                    NA</w:t>
-      </w:r>
-      <w:r>
-        <w:br/>
-      </w:r>
-      <w:r>
-        <w:rPr>
-          <w:rStyle w:val="VerbatimChar"/>
-        </w:rPr>
-        <w:t xml:space="preserve">## 10  10 FALSE                                 0                    NA</w:t>
-      </w:r>
-      <w:r>
-        <w:br/>
-      </w:r>
-      <w:r>
-        <w:rPr>
-          <w:rStyle w:val="VerbatimChar"/>
-        </w:rPr>
-        <w:t xml:space="preserve">## 11  11  TRUE changepoint                     1                     0</w:t>
-      </w:r>
-      <w:r>
-        <w:br/>
-      </w:r>
-      <w:r>
-        <w:rPr>
-          <w:rStyle w:val="VerbatimChar"/>
-        </w:rPr>
-        <w:t xml:space="preserve">##    detection_lag_observations</w:t>
-      </w:r>
-      <w:r>
-        <w:br/>
-      </w:r>
-      <w:r>
-        <w:rPr>
-          <w:rStyle w:val="VerbatimChar"/>
-        </w:rPr>
-        <w:t xml:space="preserve">## 1                          NA</w:t>
-      </w:r>
-      <w:r>
-        <w:br/>
-      </w:r>
-      <w:r>
-        <w:rPr>
-          <w:rStyle w:val="VerbatimChar"/>
-        </w:rPr>
-        <w:t xml:space="preserve">## 2                          NA</w:t>
-      </w:r>
-      <w:r>
-        <w:br/>
-      </w:r>
-      <w:r>
-        <w:rPr>
-          <w:rStyle w:val="VerbatimChar"/>
-        </w:rPr>
-        <w:t xml:space="preserve">## 3                          NA</w:t>
-      </w:r>
-      <w:r>
-        <w:br/>
-      </w:r>
-      <w:r>
-        <w:rPr>
-          <w:rStyle w:val="VerbatimChar"/>
-        </w:rPr>
-        <w:t xml:space="preserve">## 4                          NA</w:t>
-      </w:r>
-      <w:r>
-        <w:br/>
-      </w:r>
-      <w:r>
-        <w:rPr>
-          <w:rStyle w:val="VerbatimChar"/>
-        </w:rPr>
-        <w:t xml:space="preserve">## 5                           2</w:t>
-      </w:r>
-      <w:r>
-        <w:br/>
-      </w:r>
-      <w:r>
-        <w:rPr>
-          <w:rStyle w:val="VerbatimChar"/>
-        </w:rPr>
-        <w:t xml:space="preserve">## 6                          NA</w:t>
-      </w:r>
-      <w:r>
-        <w:br/>
-      </w:r>
-      <w:r>
-        <w:rPr>
-          <w:rStyle w:val="VerbatimChar"/>
-        </w:rPr>
-        <w:t xml:space="preserve">## 7                          NA</w:t>
-      </w:r>
-      <w:r>
-        <w:br/>
-      </w:r>
-      <w:r>
-        <w:rPr>
-          <w:rStyle w:val="VerbatimChar"/>
-        </w:rPr>
-        <w:t xml:space="preserve">## 8                           2</w:t>
-      </w:r>
-      <w:r>
-        <w:br/>
-      </w:r>
-      <w:r>
-        <w:rPr>
-          <w:rStyle w:val="VerbatimChar"/>
-        </w:rPr>
-        <w:t xml:space="preserve">## 9                          NA</w:t>
-      </w:r>
-      <w:r>
-        <w:br/>
-      </w:r>
-      <w:r>
-        <w:rPr>
-          <w:rStyle w:val="VerbatimChar"/>
-        </w:rPr>
-        <w:t xml:space="preserve">## 10                         NA</w:t>
-      </w:r>
-      <w:r>
-        <w:br/>
-      </w:r>
-      <w:r>
-        <w:rPr>
-          <w:rStyle w:val="VerbatimChar"/>
-        </w:rPr>
-        <w:t xml:space="preserve">## 11                          2</w:t>
+        <w:t xml:space="preserve">##    idx event        type detection_probability detection_lag_batches detection_lag_observations</w:t>
+      </w:r>
+      <w:r>
+        <w:br/>
+      </w:r>
+      <w:r>
+        <w:rPr>
+          <w:rStyle w:val="VerbatimChar"/>
+        </w:rPr>
+        <w:t xml:space="preserve">## 1    1 FALSE                                 0                    NA                         NA</w:t>
+      </w:r>
+      <w:r>
+        <w:br/>
+      </w:r>
+      <w:r>
+        <w:rPr>
+          <w:rStyle w:val="VerbatimChar"/>
+        </w:rPr>
+        <w:t xml:space="preserve">## 2    2 FALSE                                 0                    NA                         NA</w:t>
+      </w:r>
+      <w:r>
+        <w:br/>
+      </w:r>
+      <w:r>
+        <w:rPr>
+          <w:rStyle w:val="VerbatimChar"/>
+        </w:rPr>
+        <w:t xml:space="preserve">## 3    3 FALSE                                 0                    NA                         NA</w:t>
+      </w:r>
+      <w:r>
+        <w:br/>
+      </w:r>
+      <w:r>
+        <w:rPr>
+          <w:rStyle w:val="VerbatimChar"/>
+        </w:rPr>
+        <w:t xml:space="preserve">## 4    4 FALSE                                 0                    NA                         NA</w:t>
+      </w:r>
+      <w:r>
+        <w:br/>
+      </w:r>
+      <w:r>
+        <w:rPr>
+          <w:rStyle w:val="VerbatimChar"/>
+        </w:rPr>
+        <w:t xml:space="preserve">## 5    5  TRUE changepoint                     1                     0                          2</w:t>
+      </w:r>
+      <w:r>
+        <w:br/>
+      </w:r>
+      <w:r>
+        <w:rPr>
+          <w:rStyle w:val="VerbatimChar"/>
+        </w:rPr>
+        <w:t xml:space="preserve">## 6    6 FALSE                                 0                    NA                         NA</w:t>
+      </w:r>
+      <w:r>
+        <w:br/>
+      </w:r>
+      <w:r>
+        <w:rPr>
+          <w:rStyle w:val="VerbatimChar"/>
+        </w:rPr>
+        <w:t xml:space="preserve">## 7    7 FALSE                                 0                    NA                         NA</w:t>
+      </w:r>
+      <w:r>
+        <w:br/>
+      </w:r>
+      <w:r>
+        <w:rPr>
+          <w:rStyle w:val="VerbatimChar"/>
+        </w:rPr>
+        <w:t xml:space="preserve">## 8    8  TRUE changepoint                     1                     0                          2</w:t>
+      </w:r>
+      <w:r>
+        <w:br/>
+      </w:r>
+      <w:r>
+        <w:rPr>
+          <w:rStyle w:val="VerbatimChar"/>
+        </w:rPr>
+        <w:t xml:space="preserve">## 9    9 FALSE                                 0                    NA                         NA</w:t>
+      </w:r>
+      <w:r>
+        <w:br/>
+      </w:r>
+      <w:r>
+        <w:rPr>
+          <w:rStyle w:val="VerbatimChar"/>
+        </w:rPr>
+        <w:t xml:space="preserve">## 10  10 FALSE                                 0                    NA                         NA</w:t>
+      </w:r>
+      <w:r>
+        <w:br/>
+      </w:r>
+      <w:r>
+        <w:rPr>
+          <w:rStyle w:val="VerbatimChar"/>
+        </w:rPr>
+        <w:t xml:space="preserve">## 11  11  TRUE changepoint                     1                     0                          2</w:t>
       </w:r>
     </w:p>
     <w:bookmarkEnd w:id="14"/>
@@ -1249,322 +1141,214 @@
         <w:rPr>
           <w:rStyle w:val="VerbatimChar"/>
         </w:rPr>
-        <w:t xml:space="preserve">##    idx timestamp batch_id_first_seen batch_frequency detection_frequency</w:t>
-      </w:r>
-      <w:r>
-        <w:br/>
-      </w:r>
-      <w:r>
-        <w:rPr>
-          <w:rStyle w:val="VerbatimChar"/>
-        </w:rPr>
-        <w:t xml:space="preserve">## 1    1        NA                   1               4                   0</w:t>
-      </w:r>
-      <w:r>
-        <w:br/>
-      </w:r>
-      <w:r>
-        <w:rPr>
-          <w:rStyle w:val="VerbatimChar"/>
-        </w:rPr>
-        <w:t xml:space="preserve">## 2    2        NA                   1               4                   0</w:t>
-      </w:r>
-      <w:r>
-        <w:br/>
-      </w:r>
-      <w:r>
-        <w:rPr>
-          <w:rStyle w:val="VerbatimChar"/>
-        </w:rPr>
-        <w:t xml:space="preserve">## 3    3        NA                   1               4                   0</w:t>
-      </w:r>
-      <w:r>
-        <w:br/>
-      </w:r>
-      <w:r>
-        <w:rPr>
-          <w:rStyle w:val="VerbatimChar"/>
-        </w:rPr>
-        <w:t xml:space="preserve">## 4    4        NA                   1               4                   0</w:t>
-      </w:r>
-      <w:r>
-        <w:br/>
-      </w:r>
-      <w:r>
-        <w:rPr>
-          <w:rStyle w:val="VerbatimChar"/>
-        </w:rPr>
-        <w:t xml:space="preserve">## 5    5        NA                   1               4                   4</w:t>
-      </w:r>
-      <w:r>
-        <w:br/>
-      </w:r>
-      <w:r>
-        <w:rPr>
-          <w:rStyle w:val="VerbatimChar"/>
-        </w:rPr>
-        <w:t xml:space="preserve">## 6    6        NA                   2               3                   0</w:t>
-      </w:r>
-      <w:r>
-        <w:br/>
-      </w:r>
-      <w:r>
-        <w:rPr>
-          <w:rStyle w:val="VerbatimChar"/>
-        </w:rPr>
-        <w:t xml:space="preserve">## 7    7        NA                   2               3                   0</w:t>
-      </w:r>
-      <w:r>
-        <w:br/>
-      </w:r>
-      <w:r>
-        <w:rPr>
-          <w:rStyle w:val="VerbatimChar"/>
-        </w:rPr>
-        <w:t xml:space="preserve">## 8    8        NA                   3               2                   2</w:t>
-      </w:r>
-      <w:r>
-        <w:br/>
-      </w:r>
-      <w:r>
-        <w:rPr>
-          <w:rStyle w:val="VerbatimChar"/>
-        </w:rPr>
-        <w:t xml:space="preserve">## 9    9        NA                   3               2                   0</w:t>
-      </w:r>
-      <w:r>
-        <w:br/>
-      </w:r>
-      <w:r>
-        <w:rPr>
-          <w:rStyle w:val="VerbatimChar"/>
-        </w:rPr>
-        <w:t xml:space="preserve">## 10  10        NA                   4               1                   0</w:t>
-      </w:r>
-      <w:r>
-        <w:br/>
-      </w:r>
-      <w:r>
-        <w:rPr>
-          <w:rStyle w:val="VerbatimChar"/>
-        </w:rPr>
-        <w:t xml:space="preserve">## 11  11        NA                   4               1                   1</w:t>
-      </w:r>
-      <w:r>
-        <w:br/>
-      </w:r>
-      <w:r>
-        <w:rPr>
-          <w:rStyle w:val="VerbatimChar"/>
-        </w:rPr>
-        <w:t xml:space="preserve">##    first_detected_batch last_detected_batch detection_probability</w:t>
-      </w:r>
-      <w:r>
-        <w:br/>
-      </w:r>
-      <w:r>
-        <w:rPr>
-          <w:rStyle w:val="VerbatimChar"/>
-        </w:rPr>
-        <w:t xml:space="preserve">## 1                    NA                  NA                     0</w:t>
-      </w:r>
-      <w:r>
-        <w:br/>
-      </w:r>
-      <w:r>
-        <w:rPr>
-          <w:rStyle w:val="VerbatimChar"/>
-        </w:rPr>
-        <w:t xml:space="preserve">## 2                    NA                  NA                     0</w:t>
-      </w:r>
-      <w:r>
-        <w:br/>
-      </w:r>
-      <w:r>
-        <w:rPr>
-          <w:rStyle w:val="VerbatimChar"/>
-        </w:rPr>
-        <w:t xml:space="preserve">## 3                    NA                  NA                     0</w:t>
-      </w:r>
-      <w:r>
-        <w:br/>
-      </w:r>
-      <w:r>
-        <w:rPr>
-          <w:rStyle w:val="VerbatimChar"/>
-        </w:rPr>
-        <w:t xml:space="preserve">## 4                    NA                  NA                     0</w:t>
-      </w:r>
-      <w:r>
-        <w:br/>
-      </w:r>
-      <w:r>
-        <w:rPr>
-          <w:rStyle w:val="VerbatimChar"/>
-        </w:rPr>
-        <w:t xml:space="preserve">## 5                     1                   4                     1</w:t>
-      </w:r>
-      <w:r>
-        <w:br/>
-      </w:r>
-      <w:r>
-        <w:rPr>
-          <w:rStyle w:val="VerbatimChar"/>
-        </w:rPr>
-        <w:t xml:space="preserve">## 6                    NA                  NA                     0</w:t>
-      </w:r>
-      <w:r>
-        <w:br/>
-      </w:r>
-      <w:r>
-        <w:rPr>
-          <w:rStyle w:val="VerbatimChar"/>
-        </w:rPr>
-        <w:t xml:space="preserve">## 7                    NA                  NA                     0</w:t>
-      </w:r>
-      <w:r>
-        <w:br/>
-      </w:r>
-      <w:r>
-        <w:rPr>
-          <w:rStyle w:val="VerbatimChar"/>
-        </w:rPr>
-        <w:t xml:space="preserve">## 8                     3                   4                     1</w:t>
-      </w:r>
-      <w:r>
-        <w:br/>
-      </w:r>
-      <w:r>
-        <w:rPr>
-          <w:rStyle w:val="VerbatimChar"/>
-        </w:rPr>
-        <w:t xml:space="preserve">## 9                    NA                  NA                     0</w:t>
-      </w:r>
-      <w:r>
-        <w:br/>
-      </w:r>
-      <w:r>
-        <w:rPr>
-          <w:rStyle w:val="VerbatimChar"/>
-        </w:rPr>
-        <w:t xml:space="preserve">## 10                   NA                  NA                     0</w:t>
-      </w:r>
-      <w:r>
-        <w:br/>
-      </w:r>
-      <w:r>
-        <w:rPr>
-          <w:rStyle w:val="VerbatimChar"/>
-        </w:rPr>
-        <w:t xml:space="preserve">## 11                    4                   4                     1</w:t>
-      </w:r>
-      <w:r>
-        <w:br/>
-      </w:r>
-      <w:r>
-        <w:rPr>
-          <w:rStyle w:val="VerbatimChar"/>
-        </w:rPr>
-        <w:t xml:space="preserve">##    detection_lag_batches detection_lag_observations  event_type</w:t>
-      </w:r>
-      <w:r>
-        <w:br/>
-      </w:r>
-      <w:r>
-        <w:rPr>
-          <w:rStyle w:val="VerbatimChar"/>
-        </w:rPr>
-        <w:t xml:space="preserve">## 1                     NA                         NA       event</w:t>
-      </w:r>
-      <w:r>
-        <w:br/>
-      </w:r>
-      <w:r>
-        <w:rPr>
-          <w:rStyle w:val="VerbatimChar"/>
-        </w:rPr>
-        <w:t xml:space="preserve">## 2                     NA                         NA       event</w:t>
-      </w:r>
-      <w:r>
-        <w:br/>
-      </w:r>
-      <w:r>
-        <w:rPr>
-          <w:rStyle w:val="VerbatimChar"/>
-        </w:rPr>
-        <w:t xml:space="preserve">## 3                     NA                         NA       event</w:t>
-      </w:r>
-      <w:r>
-        <w:br/>
-      </w:r>
-      <w:r>
-        <w:rPr>
-          <w:rStyle w:val="VerbatimChar"/>
-        </w:rPr>
-        <w:t xml:space="preserve">## 4                     NA                         NA       event</w:t>
-      </w:r>
-      <w:r>
-        <w:br/>
-      </w:r>
-      <w:r>
-        <w:rPr>
-          <w:rStyle w:val="VerbatimChar"/>
-        </w:rPr>
-        <w:t xml:space="preserve">## 5                      0                          2 changepoint</w:t>
-      </w:r>
-      <w:r>
-        <w:br/>
-      </w:r>
-      <w:r>
-        <w:rPr>
-          <w:rStyle w:val="VerbatimChar"/>
-        </w:rPr>
-        <w:t xml:space="preserve">## 6                     NA                         NA       event</w:t>
-      </w:r>
-      <w:r>
-        <w:br/>
-      </w:r>
-      <w:r>
-        <w:rPr>
-          <w:rStyle w:val="VerbatimChar"/>
-        </w:rPr>
-        <w:t xml:space="preserve">## 7                     NA                         NA       event</w:t>
-      </w:r>
-      <w:r>
-        <w:br/>
-      </w:r>
-      <w:r>
-        <w:rPr>
-          <w:rStyle w:val="VerbatimChar"/>
-        </w:rPr>
-        <w:t xml:space="preserve">## 8                      0                          2 changepoint</w:t>
-      </w:r>
-      <w:r>
-        <w:br/>
-      </w:r>
-      <w:r>
-        <w:rPr>
-          <w:rStyle w:val="VerbatimChar"/>
-        </w:rPr>
-        <w:t xml:space="preserve">## 9                     NA                         NA       event</w:t>
-      </w:r>
-      <w:r>
-        <w:br/>
-      </w:r>
-      <w:r>
-        <w:rPr>
-          <w:rStyle w:val="VerbatimChar"/>
-        </w:rPr>
-        <w:t xml:space="preserve">## 10                    NA                         NA       event</w:t>
-      </w:r>
-      <w:r>
-        <w:br/>
-      </w:r>
-      <w:r>
-        <w:rPr>
-          <w:rStyle w:val="VerbatimChar"/>
-        </w:rPr>
-        <w:t xml:space="preserve">## 11                     0                          2 changepoint</w:t>
+        <w:t xml:space="preserve">##    idx timestamp batch_id_first_seen batch_frequency detection_frequency first_detected_batch last_detected_batch detection_probability detection_lag_batches</w:t>
+      </w:r>
+      <w:r>
+        <w:br/>
+      </w:r>
+      <w:r>
+        <w:rPr>
+          <w:rStyle w:val="VerbatimChar"/>
+        </w:rPr>
+        <w:t xml:space="preserve">## 1    1        NA                   1               4                   0                   NA                  NA                     0                    NA</w:t>
+      </w:r>
+      <w:r>
+        <w:br/>
+      </w:r>
+      <w:r>
+        <w:rPr>
+          <w:rStyle w:val="VerbatimChar"/>
+        </w:rPr>
+        <w:t xml:space="preserve">## 2    2        NA                   1               4                   0                   NA                  NA                     0                    NA</w:t>
+      </w:r>
+      <w:r>
+        <w:br/>
+      </w:r>
+      <w:r>
+        <w:rPr>
+          <w:rStyle w:val="VerbatimChar"/>
+        </w:rPr>
+        <w:t xml:space="preserve">## 3    3        NA                   1               4                   0                   NA                  NA                     0                    NA</w:t>
+      </w:r>
+      <w:r>
+        <w:br/>
+      </w:r>
+      <w:r>
+        <w:rPr>
+          <w:rStyle w:val="VerbatimChar"/>
+        </w:rPr>
+        <w:t xml:space="preserve">## 4    4        NA                   1               4                   0                   NA                  NA                     0                    NA</w:t>
+      </w:r>
+      <w:r>
+        <w:br/>
+      </w:r>
+      <w:r>
+        <w:rPr>
+          <w:rStyle w:val="VerbatimChar"/>
+        </w:rPr>
+        <w:t xml:space="preserve">## 5    5        NA                   1               4                   4                    1                   4                     1                     0</w:t>
+      </w:r>
+      <w:r>
+        <w:br/>
+      </w:r>
+      <w:r>
+        <w:rPr>
+          <w:rStyle w:val="VerbatimChar"/>
+        </w:rPr>
+        <w:t xml:space="preserve">## 6    6        NA                   2               3                   0                   NA                  NA                     0                    NA</w:t>
+      </w:r>
+      <w:r>
+        <w:br/>
+      </w:r>
+      <w:r>
+        <w:rPr>
+          <w:rStyle w:val="VerbatimChar"/>
+        </w:rPr>
+        <w:t xml:space="preserve">## 7    7        NA                   2               3                   0                   NA                  NA                     0                    NA</w:t>
+      </w:r>
+      <w:r>
+        <w:br/>
+      </w:r>
+      <w:r>
+        <w:rPr>
+          <w:rStyle w:val="VerbatimChar"/>
+        </w:rPr>
+        <w:t xml:space="preserve">## 8    8        NA                   3               2                   2                    3                   4                     1                     0</w:t>
+      </w:r>
+      <w:r>
+        <w:br/>
+      </w:r>
+      <w:r>
+        <w:rPr>
+          <w:rStyle w:val="VerbatimChar"/>
+        </w:rPr>
+        <w:t xml:space="preserve">## 9    9        NA                   3               2                   0                   NA                  NA                     0                    NA</w:t>
+      </w:r>
+      <w:r>
+        <w:br/>
+      </w:r>
+      <w:r>
+        <w:rPr>
+          <w:rStyle w:val="VerbatimChar"/>
+        </w:rPr>
+        <w:t xml:space="preserve">## 10  10        NA                   4               1                   0                   NA                  NA                     0                    NA</w:t>
+      </w:r>
+      <w:r>
+        <w:br/>
+      </w:r>
+      <w:r>
+        <w:rPr>
+          <w:rStyle w:val="VerbatimChar"/>
+        </w:rPr>
+        <w:t xml:space="preserve">## 11  11        NA                   4               1                   1                    4                   4                     1                     0</w:t>
+      </w:r>
+      <w:r>
+        <w:br/>
+      </w:r>
+      <w:r>
+        <w:rPr>
+          <w:rStyle w:val="VerbatimChar"/>
+        </w:rPr>
+        <w:t xml:space="preserve">##    detection_lag_observations  event_type</w:t>
+      </w:r>
+      <w:r>
+        <w:br/>
+      </w:r>
+      <w:r>
+        <w:rPr>
+          <w:rStyle w:val="VerbatimChar"/>
+        </w:rPr>
+        <w:t xml:space="preserve">## 1                          NA       event</w:t>
+      </w:r>
+      <w:r>
+        <w:br/>
+      </w:r>
+      <w:r>
+        <w:rPr>
+          <w:rStyle w:val="VerbatimChar"/>
+        </w:rPr>
+        <w:t xml:space="preserve">## 2                          NA       event</w:t>
+      </w:r>
+      <w:r>
+        <w:br/>
+      </w:r>
+      <w:r>
+        <w:rPr>
+          <w:rStyle w:val="VerbatimChar"/>
+        </w:rPr>
+        <w:t xml:space="preserve">## 3                          NA       event</w:t>
+      </w:r>
+      <w:r>
+        <w:br/>
+      </w:r>
+      <w:r>
+        <w:rPr>
+          <w:rStyle w:val="VerbatimChar"/>
+        </w:rPr>
+        <w:t xml:space="preserve">## 4                          NA       event</w:t>
+      </w:r>
+      <w:r>
+        <w:br/>
+      </w:r>
+      <w:r>
+        <w:rPr>
+          <w:rStyle w:val="VerbatimChar"/>
+        </w:rPr>
+        <w:t xml:space="preserve">## 5                           2 changepoint</w:t>
+      </w:r>
+      <w:r>
+        <w:br/>
+      </w:r>
+      <w:r>
+        <w:rPr>
+          <w:rStyle w:val="VerbatimChar"/>
+        </w:rPr>
+        <w:t xml:space="preserve">## 6                          NA       event</w:t>
+      </w:r>
+      <w:r>
+        <w:br/>
+      </w:r>
+      <w:r>
+        <w:rPr>
+          <w:rStyle w:val="VerbatimChar"/>
+        </w:rPr>
+        <w:t xml:space="preserve">## 7                          NA       event</w:t>
+      </w:r>
+      <w:r>
+        <w:br/>
+      </w:r>
+      <w:r>
+        <w:rPr>
+          <w:rStyle w:val="VerbatimChar"/>
+        </w:rPr>
+        <w:t xml:space="preserve">## 8                           2 changepoint</w:t>
+      </w:r>
+      <w:r>
+        <w:br/>
+      </w:r>
+      <w:r>
+        <w:rPr>
+          <w:rStyle w:val="VerbatimChar"/>
+        </w:rPr>
+        <w:t xml:space="preserve">## 9                          NA       event</w:t>
+      </w:r>
+      <w:r>
+        <w:br/>
+      </w:r>
+      <w:r>
+        <w:rPr>
+          <w:rStyle w:val="VerbatimChar"/>
+        </w:rPr>
+        <w:t xml:space="preserve">## 10                         NA       event</w:t>
+      </w:r>
+      <w:r>
+        <w:br/>
+      </w:r>
+      <w:r>
+        <w:rPr>
+          <w:rStyle w:val="VerbatimChar"/>
+        </w:rPr>
+        <w:t xml:space="preserve">## 11                          2 changepoint</w:t>
       </w:r>
     </w:p>
     <w:bookmarkEnd w:id="15"/>
@@ -1644,34 +1428,34 @@
         <w:rPr>
           <w:rStyle w:val="VerbatimChar"/>
         </w:rPr>
-        <w:t xml:space="preserve">## 1        1           5            0            0.00           0.00</w:t>
-      </w:r>
-      <w:r>
-        <w:br/>
-      </w:r>
-      <w:r>
-        <w:rPr>
-          <w:rStyle w:val="VerbatimChar"/>
-        </w:rPr>
-        <w:t xml:space="preserve">## 2        2           7            0            0.00           0.00</w:t>
-      </w:r>
-      <w:r>
-        <w:br/>
-      </w:r>
-      <w:r>
-        <w:rPr>
-          <w:rStyle w:val="VerbatimChar"/>
-        </w:rPr>
-        <w:t xml:space="preserve">## 3        3           9            0            0.02           0.02</w:t>
-      </w:r>
-      <w:r>
-        <w:br/>
-      </w:r>
-      <w:r>
-        <w:rPr>
-          <w:rStyle w:val="VerbatimChar"/>
-        </w:rPr>
-        <w:t xml:space="preserve">## 4        4          11            0            0.00           0.00</w:t>
+        <w:t xml:space="preserve">## 1        1           5            0           0.001          0.001</w:t>
+      </w:r>
+      <w:r>
+        <w:br/>
+      </w:r>
+      <w:r>
+        <w:rPr>
+          <w:rStyle w:val="VerbatimChar"/>
+        </w:rPr>
+        <w:t xml:space="preserve">## 2        2           7            0           0.000          0.000</w:t>
+      </w:r>
+      <w:r>
+        <w:br/>
+      </w:r>
+      <w:r>
+        <w:rPr>
+          <w:rStyle w:val="VerbatimChar"/>
+        </w:rPr>
+        <w:t xml:space="preserve">## 3        3           9            0           0.000          0.000</w:t>
+      </w:r>
+      <w:r>
+        <w:br/>
+      </w:r>
+      <w:r>
+        <w:rPr>
+          <w:rStyle w:val="VerbatimChar"/>
+        </w:rPr>
+        <w:t xml:space="preserve">## 4        4          11            0           0.001          0.001</w:t>
       </w:r>
     </w:p>
     <w:bookmarkEnd w:id="16"/>
